--- a/output/docx/es/BUFRCREX_TableB_es_20.docx
+++ b/output/docx/es/BUFRCREX_TableB_es_20.docx
@@ -825,7 +825,7 @@
                 <w:b w:val="0"/>
                 <w:sz w:val="16"/>
               </w:rPr>
-              <w:t>Note 172: Para cifrar el tiempo presente notificado desde una estación meteorológica automática debería usarse y preferirse la combinación de los descriptores 0 20 021, 0 20 022, 0 20 023, 0 20 024, 0 20 025, 0 20 026 y 0 20 027. El descriptor 0 20 003 debería utilizarse únicamente cuando no sean aplicables los descriptores mencionados más arriba.</w:t>
+              <w:t>Note B172: Para cifrar el tiempo presente notificado desde una estación meteorológica automática debería usarse y preferirse la combinación de los descriptores 0 20 021, 0 20 022, 0 20 023, 0 20 024, 0 20 025, 0 20 026 y 0 20 027. El descriptor 0 20 003 debería utilizarse únicamente cuando no sean aplicables los descriptores mencionados más arriba.</w:t>
             </w:r>
           </w:p>
         </w:tc>
@@ -1018,7 +1018,7 @@
                 <w:b w:val="0"/>
                 <w:sz w:val="16"/>
               </w:rPr>
-              <w:t>Note 171: Para cifrar el tiempo pasado con datos procedentes de una estación meteorológica automática debería usarse y preferirse la combinación de los descriptores 0 20 021, 0 20 022, 0 20 023, 0 20 024, 0 20 025, 0 20 026 y 0 20 027. Los descriptores 0 20 004 o 0 20 005 deberían utilizarse únicamente cuando no sean aplicables los descriptores mencionados más arriba.</w:t>
+              <w:t>Note B171: Para cifrar el tiempo pasado con datos procedentes de una estación meteorológica automática debería usarse y preferirse la combinación de los descriptores 0 20 021, 0 20 022, 0 20 023, 0 20 024, 0 20 025, 0 20 026 y 0 20 027. Los descriptores 0 20 004 o 0 20 005 deberían utilizarse únicamente cuando no sean aplicables los descriptores mencionados más arriba.</w:t>
             </w:r>
           </w:p>
         </w:tc>
@@ -1211,7 +1211,7 @@
                 <w:b w:val="0"/>
                 <w:sz w:val="16"/>
               </w:rPr>
-              <w:t>Note 171: Para cifrar el tiempo pasado con datos procedentes de una estación meteorológica automática debería usarse y preferirse la combinación de los descriptores 0 20 021, 0 20 022, 0 20 023, 0 20 024, 0 20 025, 0 20 026 y 0 20 027. Los descriptores 0 20 004 o 0 20 005 deberían utilizarse únicamente cuando no sean aplicables los descriptores mencionados más arriba.</w:t>
+              <w:t>Note B171: Para cifrar el tiempo pasado con datos procedentes de una estación meteorológica automática debería usarse y preferirse la combinación de los descriptores 0 20 021, 0 20 022, 0 20 023, 0 20 024, 0 20 025, 0 20 026 y 0 20 027. Los descriptores 0 20 004 o 0 20 005 deberían utilizarse únicamente cuando no sean aplicables los descriptores mencionados más arriba.</w:t>
             </w:r>
           </w:p>
         </w:tc>
@@ -1980,7 +1980,7 @@
                 <w:b w:val="0"/>
                 <w:sz w:val="16"/>
               </w:rPr>
-              <w:t>Note 20: Tratándose de MOD OCNL SEV se empleará la cifra 12 (máxima en cielo despejado) o 13 (máxima en nubes).</w:t>
+              <w:t>Note B20: Un valor 113 de nubosidad (total) indicará “Cielo oscurecido por la niebla y/u otros fenómenos meteorológicos”.</w:t>
             </w:r>
           </w:p>
         </w:tc>
@@ -2557,7 +2557,7 @@
                 <w:b w:val="0"/>
                 <w:sz w:val="16"/>
               </w:rPr>
-              <w:t>Note 170: Cuando se cifre la altura de la base de las nubes entre 20 050 y 21 000 m, el valor de 0 20 013 se cifrará en 20 050; cuando se cifre la altura de la base de las nubes por encima de 21 000, el valor de 0 20 013 se cifrará en 20 060.</w:t>
+              <w:t>Note B170: Cuando se cifre la altura de la base de las nubes entre 20 050 y 21 000 m, el valor de 0 20 013 se cifrará en 20 050; cuando se cifre la altura de la base de las nubes por encima de 21 000, el valor de 0 20 013 se cifrará en 20 060.</w:t>
             </w:r>
           </w:p>
         </w:tc>
@@ -3710,7 +3710,7 @@
                 <w:b w:val="0"/>
                 <w:sz w:val="16"/>
               </w:rPr>
-              <w:t>Note 118: Los descriptores de tiempo significativo presente o previsto (0 20 019) y de fenómenos meteorológicos recientes (0 20 020) se usarán de conformidad con la Tabla de cifrado 4678 (referencia: Manual de claves (OMM-Nº 306), volumen I.1).</w:t>
+              <w:t>Note B118: Los descriptores de tiempo significativo presente o previsto (0 20 019) y de fenómenos meteorológicos recientes (0 20 020) se usarán de conformidad con la Tabla de cifrado 4678 (referencia: Manual de claves (OMM-Nº 306), volumen I.1).</w:t>
             </w:r>
           </w:p>
         </w:tc>
@@ -3903,7 +3903,7 @@
                 <w:b w:val="0"/>
                 <w:sz w:val="16"/>
               </w:rPr>
-              <w:t>Note 118: Los descriptores de tiempo significativo presente o previsto (0 20 019) y de fenómenos meteorológicos recientes (0 20 020) se usarán de conformidad con la Tabla de cifrado 4678 (referencia: Manual de claves (OMM-Nº 306), volumen I.1).</w:t>
+              <w:t>Note B118: Los descriptores de tiempo significativo presente o previsto (0 20 019) y de fenómenos meteorológicos recientes (0 20 020) se usarán de conformidad con la Tabla de cifrado 4678 (referencia: Manual de claves (OMM-Nº 306), volumen I.1).</w:t>
             </w:r>
           </w:p>
         </w:tc>
@@ -7168,7 +7168,7 @@
                 <w:b w:val="0"/>
                 <w:sz w:val="16"/>
               </w:rPr>
-              <w:t>Note 135: La anchura de datos de 12 bits del descriptor 0 20 038, es mayor de lo necesario. Basta con 9 bits, como para todas las demás cantidades expresadas en “grados verdaderos”. No obstante, se ha mantenido una anchura de 12 bits para uniformar los datos. Asimismo, una orientación del valor 0 del borde del hielo indicará “Buque en el canal costero o en el canal agrietado”.</w:t>
+              <w:t>Note B135: La anchura de datos de 12 bits del descriptor 0 20 038, es mayor de lo necesario. Basta con 9 bits, como para todas las demás cantidades expresadas en “grados verdaderos”. No obstante, se ha mantenido una anchura de 12 bits para uniformar los datos. Asimismo, una orientación del valor 0 del borde del hielo indicará “Buque en el canal costero o en el canal agrietado”.</w:t>
             </w:r>
           </w:p>
         </w:tc>
@@ -9697,7 +9697,7 @@
                 <w:b w:val="0"/>
                 <w:sz w:val="16"/>
               </w:rPr>
-              <w:t>Note 159: El descriptor de dirección verdadera de un fenómeno o nubes (0 20 054) se utilizará para indicar la dirección verdadera desde la cual se desplaza un fenómeno o nubes o en la cual se observan. Para el descriptor 0 20 054, el valor 0 indicará “estacionario o sin nubes” u “observado en la estación” mientras que el valor 500 indicará “observado en todas las direcciones” y el valor 501 indicará “desconocido o nubes invisibles”. I.2 – BUFR/CREX Tabla B/20 – 8</w:t>
+              <w:t>Note B159: El descriptor de dirección verdadera de un fenómeno o nubes (0 20 054) se utilizará para indicar la dirección verdadera desde la cual se desplaza un fenómeno o nubes o en la cual se observan. Para el descriptor 0 20 054, el valor 0 indicará “estacionario o sin nubes” u “observado en la estación” mientras que el valor 500 indicará “observado en todas las direcciones” y el valor 501 indicará “desconocido o nubes invisibles”. I.2 – BUFR/CREX Tabla B/20 – 8</w:t>
             </w:r>
           </w:p>
         </w:tc>
@@ -10658,7 +10658,7 @@
                 <w:b w:val="0"/>
                 <w:sz w:val="16"/>
               </w:rPr>
-              <w:t>Note 24: Si se utiliza el campo 0 01 011, este campo resultará faltante, y recíprocamente.</w:t>
+              <w:t>Note B24: Para indicar una visibilidad reinante de 10 km o más, se utilizará un valor de visibilidad reinante de 10 000 m antes de la reducción a escala (1 000 m después de la reducción a escala). I.2 – BUFR/CREX Tabla B/20 – 7 (Clase 20 – continuación)</w:t>
             </w:r>
           </w:p>
         </w:tc>
@@ -11427,7 +11427,7 @@
                 <w:b w:val="0"/>
                 <w:sz w:val="16"/>
               </w:rPr>
-              <w:t>Note 120: La cubierta de nieve se indicará para cada píxel satelital como porcentaje de cobertura del píxel. No parece factible tratar de utilizar el descriptor existente 0 20 062 con tal fin porque el uso de ese descriptor implica además detalles sobre, por ejemplo, ventiscas de nieve, nieve húmeda comparada con nieve seca, etc., que un satélite no puede evidentemente detectar con exactitud.</w:t>
+              <w:t>Note B120: La cubierta de nieve se indicará para cada píxel satelital como porcentaje de cobertura del píxel. No parece factible tratar de utilizar el descriptor existente 0 20 062 con tal fin porque el uso de ese descriptor implica además detalles sobre, por ejemplo, ventiscas de nieve, nieve húmeda comparada con nieve seca, etc., que un satélite no puede evidentemente detectar con exactitud.</w:t>
             </w:r>
           </w:p>
         </w:tc>
@@ -16612,7 +16612,7 @@
                 <w:b w:val="0"/>
                 <w:sz w:val="16"/>
               </w:rPr>
-              <w:t>Note 89: Si x=y=z se trata de un error esférico, y el ángulo (véase 0 20 115) será cero. | Note 90: Si x=y se trata de un error radial, y el ángulo (véase 0 20 114) será cero.</w:t>
+              <w:t>Note B89: Si x=y=z se trata de un error esférico, y el ángulo (véase 0 20 115) será cero. | Note B90: Si x=y se trata de un error radial, y el ángulo (véase 0 20 114) será cero.</w:t>
             </w:r>
           </w:p>
         </w:tc>
@@ -16805,7 +16805,7 @@
                 <w:b w:val="0"/>
                 <w:sz w:val="16"/>
               </w:rPr>
-              <w:t>Note 89: Si x=y=z se trata de un error esférico, y el ángulo (véase 0 20 115) será cero. | Note 90: Si x=y se trata de un error radial, y el ángulo (véase 0 20 114) será cero.</w:t>
+              <w:t>Note B89: Si x=y=z se trata de un error esférico, y el ángulo (véase 0 20 115) será cero. | Note B90: Si x=y se trata de un error radial, y el ángulo (véase 0 20 114) será cero.</w:t>
             </w:r>
           </w:p>
         </w:tc>
@@ -16998,7 +16998,7 @@
                 <w:b w:val="0"/>
                 <w:sz w:val="16"/>
               </w:rPr>
-              <w:t>Note 89: Si x=y=z se trata de un error esférico, y el ángulo (véase 0 20 115) será cero.</w:t>
+              <w:t>Note B89: Si x=y=z se trata de un error esférico, y el ángulo (véase 0 20 115) será cero.</w:t>
             </w:r>
           </w:p>
         </w:tc>
@@ -17191,7 +17191,7 @@
                 <w:b w:val="0"/>
                 <w:sz w:val="16"/>
               </w:rPr>
-              <w:t>Note 31: Entero asignado por el operador e incrementado para cada nueva transecta (es decir, todas las gotas tendrán el mismo número de transecta mientras el buque se desplaza de un extremo de la línea al otro; tan pronto como el buque llega al puerto y retorna al punto de partida se añade una nueva transecta y, seguidamente, se incrementa el número de transecta). El valor inicial y los valores subsiguientes de los números de transecta no son importantes, siempre y cuando cada nueva transecta de un buque a lo largo de una línea tenga un número de transecta superior a los números de transecta anteriores para esa misma línea y buque. Si un único crucero siguiera más de una línea seguida del Programa de buques de observación ocasional, se incrementará el número de transecta cada vez que el crucero cambie de línea.</w:t>
+              <w:t>Note B31: Ángulo de error definido por 0 20 113 y 0 20 114. Cartesianas con bit de signo.</w:t>
             </w:r>
           </w:p>
         </w:tc>
@@ -17384,7 +17384,7 @@
                 <w:b w:val="0"/>
                 <w:sz w:val="16"/>
               </w:rPr>
-              <w:t>Note 30: En esta secuencia para la representación de los datos de descenso de radiosondas, no es obligatorio indicar los niveles estándares mediante la significación del sondeo vertical ampliado (0 08 042).</w:t>
+              <w:t>Note B30: Ángulo de error definido por 0 20 112, 0 20 113 y 0 20 114. Cartesianas con bit de signo.</w:t>
             </w:r>
           </w:p>
         </w:tc>
@@ -18345,7 +18345,7 @@
                 <w:b w:val="0"/>
                 <w:sz w:val="16"/>
               </w:rPr>
-              <w:t>Note 9: La “Fecha/hora de lanzamiento” indica la fecha/hora de inicio de las mediciones de descenso.</w:t>
+              <w:t>Note B9: El descriptor 0 20 121 utilizado junto con el descriptor 0 25 035, o todo cero en caso de no estar definido. Normalmente, +1 000 V.</w:t>
             </w:r>
           </w:p>
         </w:tc>
@@ -18538,7 +18538,7 @@
                 <w:b w:val="0"/>
                 <w:sz w:val="16"/>
               </w:rPr>
-              <w:t>Note 10: El decibelio (dB) es una unidad logarítmica que mide la potencia relativa o los valores relativos de dos densidades de flujo, especialmente de la intensidad del sonido y de las densidades de la potencia de la radio y del radar. En la meteorología por radar, la escala logarítmica, expresada en dBZ, se usa para medir el factor de reflectividad del radar (obtenido del Glosario de Meteorología de la Sociedad Meteorológica Americana).</w:t>
+              <w:t>Note B10: El descriptor 0 20 122 utilizado junto con el descriptor 0 25 035, o todo cero en caso de no estar definido. Normalmente, +2 000 A.</w:t>
             </w:r>
           </w:p>
         </w:tc>
@@ -18731,7 +18731,7 @@
                 <w:b w:val="0"/>
                 <w:sz w:val="16"/>
               </w:rPr>
-              <w:t>Note 102: Nivel de la señal mínimamente aceptable para procesar, por ejemplo, 0,005 V o 5 mV, o normalmente justo por encima del umbral mínimo de ruido del sensor.</w:t>
+              <w:t>Note B102: Nivel de la señal mínimamente aceptable para procesar, por ejemplo, 0,005 V o 5 mV, o normalmente justo por encima del umbral mínimo de ruido del sensor.</w:t>
             </w:r>
           </w:p>
         </w:tc>
@@ -19916,7 +19916,7 @@
                 <w:b w:val="0"/>
                 <w:sz w:val="16"/>
               </w:rPr>
-              <w:t>Note 37: Faltante para los espectros no direccionales.</w:t>
+              <w:t>Note B37: La concentración de hidrometeoros de nube (0 20 130) representa el número de hidrometeoros en 1 dm 3.</w:t>
             </w:r>
           </w:p>
         </w:tc>
